--- a/swh/docx/011.content.docx
+++ b/swh/docx/011.content.docx
@@ -218,18 +218,12 @@
         </w:rPr>
         <w:t xml:space="preserve"> mtu ni kinyume cha kumbariki </w:t>
       </w:r>
-      <w:hyperlink r:id="rId13">
-        <w:r>
-          <w:rPr>
-            <w:lang w:val="sw_KE" w:bidi="sw_KE"/>
-          </w:rPr>
-          <w:rPr>
-            <w:color w:val="0000EE"/>
-            <w:u w:val="single"/>
-          </w:rPr>
-          <w:t>mtu</w:t>
-        </w:r>
-      </w:hyperlink>
+      <w:r>
+        <w:rPr>
+          <w:lang w:val="sw_KE" w:bidi="sw_KE"/>
+        </w:rPr>
+        <w:t>mtu</w:t>
+      </w:r>
       <w:r>
         <w:rPr>
           <w:lang w:val="sw_KE" w:bidi="sw_KE"/>
@@ -238,7 +232,6 @@
       </w:r>
       <w:r>
         <w:rPr>
-          <w:b/>
           <w:lang w:val="sw_KE" w:bidi="sw_KE"/>
         </w:rPr>
         <w:t>waliamini</w:t>
@@ -265,7 +258,6 @@
       </w:r>
       <w:r>
         <w:rPr>
-          <w:b/>
           <w:lang w:val="sw_KE" w:bidi="sw_KE"/>
         </w:rPr>
         <w:t>aliwaambia</w:t>
@@ -351,18 +343,12 @@
         </w:rPr>
         <w:t xml:space="preserve">Lakini mtu anayezungumza kwa "ndimi" au anayezungumza "kwa lugha," pia anaweza kumaanisha mtu ambaye ana zawadi maalum kutoka kwa </w:t>
       </w:r>
-      <w:hyperlink r:id="rId14">
-        <w:r>
-          <w:rPr>
-            <w:lang w:val="sw_KE" w:bidi="sw_KE"/>
-          </w:rPr>
-          <w:rPr>
-            <w:color w:val="0000EE"/>
-            <w:u w:val="single"/>
-          </w:rPr>
-          <w:t>Roho Mtakatifu</w:t>
-        </w:r>
-      </w:hyperlink>
+      <w:r>
+        <w:rPr>
+          <w:lang w:val="sw_KE" w:bidi="sw_KE"/>
+        </w:rPr>
+        <w:t>Roho Mtakatifu</w:t>
+      </w:r>
       <w:r>
         <w:rPr>
           <w:lang w:val="sw_KE" w:bidi="sw_KE"/>
@@ -371,7 +357,6 @@
       </w:r>
       <w:r>
         <w:rPr>
-          <w:b/>
           <w:lang w:val="sw_KE" w:bidi="sw_KE"/>
         </w:rPr>
         <w:t>wapya</w:t>
@@ -396,18 +381,12 @@
         </w:rPr>
         <w:t xml:space="preserve">Zawadi ya kuzungumza kwa ndimi ni mojawapo ya zawadi ambazo Roho Mtakatifu anaweza kuwapa waumini. Zawadi zingine zinaweza kwa mfano kuwa na maarifa maalum, au hekima, au uwezo wa kufanya </w:t>
       </w:r>
-      <w:hyperlink r:id="rId15">
-        <w:r>
-          <w:rPr>
-            <w:lang w:val="sw_KE" w:bidi="sw_KE"/>
-          </w:rPr>
-          <w:rPr>
-            <w:color w:val="0000EE"/>
-            <w:u w:val="single"/>
-          </w:rPr>
-          <w:t>miujiza</w:t>
-        </w:r>
-      </w:hyperlink>
+      <w:r>
+        <w:rPr>
+          <w:lang w:val="sw_KE" w:bidi="sw_KE"/>
+        </w:rPr>
+        <w:t>miujiza</w:t>
+      </w:r>
       <w:r>
         <w:rPr>
           <w:lang w:val="sw_KE" w:bidi="sw_KE"/>
